--- a/public/fun/forms/이력서_전기·설비기술_6_NCS형.docx
+++ b/public/fun/forms/이력서_전기·설비기술_6_NCS형.docx
@@ -419,21 +419,57 @@
             <w:tcW w:type="dxa" w:w="2085"/>
             <w:vAlign w:val="center"/>
           </w:tcPr>
-          <w:p/>
+          <w:p>
+            <w:pPr>
+              <w:spacing w:before="0" w:after="0"/>
+              <w:jc w:val="left"/>
+            </w:pPr>
+            <w:r>
+              <w:rPr>
+                <w:color w:val="A9B0B8"/>
+                <w:sz w:val="16"/>
+              </w:rPr>
+              <w:t>예) 2022.03 ~ 2024.02</w:t>
+            </w:r>
+          </w:p>
         </w:tc>
         <w:tc>
           <w:tcPr>
             <w:tcW w:type="dxa" w:w="4170"/>
             <w:vAlign w:val="center"/>
           </w:tcPr>
-          <w:p/>
+          <w:p>
+            <w:pPr>
+              <w:spacing w:before="0" w:after="0"/>
+              <w:jc w:val="left"/>
+            </w:pPr>
+            <w:r>
+              <w:rPr>
+                <w:color w:val="A9B0B8"/>
+                <w:sz w:val="16"/>
+              </w:rPr>
+              <w:t>○○대학교 (졸업)</w:t>
+            </w:r>
+          </w:p>
         </w:tc>
         <w:tc>
           <w:tcPr>
             <w:tcW w:type="dxa" w:w="4155"/>
             <w:vAlign w:val="center"/>
           </w:tcPr>
-          <w:p/>
+          <w:p>
+            <w:pPr>
+              <w:spacing w:before="0" w:after="0"/>
+              <w:jc w:val="left"/>
+            </w:pPr>
+            <w:r>
+              <w:rPr>
+                <w:color w:val="A9B0B8"/>
+                <w:sz w:val="16"/>
+              </w:rPr>
+              <w:t>배운 점 · 활동 내용</w:t>
+            </w:r>
+          </w:p>
         </w:tc>
       </w:tr>
       <w:tr>
@@ -659,21 +695,57 @@
             <w:tcW w:type="dxa" w:w="2085"/>
             <w:vAlign w:val="center"/>
           </w:tcPr>
-          <w:p/>
+          <w:p>
+            <w:pPr>
+              <w:spacing w:before="0" w:after="0"/>
+              <w:jc w:val="left"/>
+            </w:pPr>
+            <w:r>
+              <w:rPr>
+                <w:color w:val="A9B0B8"/>
+                <w:sz w:val="16"/>
+              </w:rPr>
+              <w:t>예) 2023.05.</w:t>
+            </w:r>
+          </w:p>
         </w:tc>
         <w:tc>
           <w:tcPr>
             <w:tcW w:type="dxa" w:w="2775"/>
             <w:vAlign w:val="center"/>
           </w:tcPr>
-          <w:p/>
+          <w:p>
+            <w:pPr>
+              <w:spacing w:before="0" w:after="0"/>
+              <w:jc w:val="left"/>
+            </w:pPr>
+            <w:r>
+              <w:rPr>
+                <w:color w:val="A9B0B8"/>
+                <w:sz w:val="16"/>
+              </w:rPr>
+              <w:t>○○ 자격증</w:t>
+            </w:r>
+          </w:p>
         </w:tc>
         <w:tc>
           <w:tcPr>
             <w:tcW w:type="dxa" w:w="2775"/>
             <w:vAlign w:val="center"/>
           </w:tcPr>
-          <w:p/>
+          <w:p>
+            <w:pPr>
+              <w:spacing w:before="0" w:after="0"/>
+              <w:jc w:val="left"/>
+            </w:pPr>
+            <w:r>
+              <w:rPr>
+                <w:color w:val="A9B0B8"/>
+                <w:sz w:val="16"/>
+              </w:rPr>
+              <w:t>○○공단</w:t>
+            </w:r>
+          </w:p>
         </w:tc>
         <w:tc>
           <w:tcPr>
@@ -954,7 +1026,19 @@
             <w:tcW w:type="dxa" w:w="2085"/>
             <w:vAlign w:val="center"/>
           </w:tcPr>
-          <w:p/>
+          <w:p>
+            <w:pPr>
+              <w:spacing w:before="0" w:after="0"/>
+              <w:jc w:val="left"/>
+            </w:pPr>
+            <w:r>
+              <w:rPr>
+                <w:color w:val="A9B0B8"/>
+                <w:sz w:val="16"/>
+              </w:rPr>
+              <w:t>예) 2022.03 ~ 2024.02</w:t>
+            </w:r>
+          </w:p>
         </w:tc>
         <w:tc>
           <w:tcPr>
@@ -975,7 +1059,19 @@
             <w:tcW w:type="dxa" w:w="2775"/>
             <w:vAlign w:val="center"/>
           </w:tcPr>
-          <w:p/>
+          <w:p>
+            <w:pPr>
+              <w:spacing w:before="0" w:after="0"/>
+              <w:jc w:val="left"/>
+            </w:pPr>
+            <w:r>
+              <w:rPr>
+                <w:color w:val="A9B0B8"/>
+                <w:sz w:val="16"/>
+              </w:rPr>
+              <w:t>맡은 일 + 숫자 성과</w:t>
+            </w:r>
+          </w:p>
         </w:tc>
       </w:tr>
       <w:tr>

--- a/public/fun/forms/이력서_전기·설비기술_6_NCS형.docx
+++ b/public/fun/forms/이력서_전기·설비기술_6_NCS형.docx
@@ -108,10 +108,10 @@
         <w:tblLook w:firstColumn="1" w:firstRow="1" w:lastColumn="0" w:lastRow="0" w:noHBand="0" w:noVBand="1" w:val="04A0"/>
       </w:tblPr>
       <w:tblGrid>
-        <w:gridCol w:w="1200"/>
+        <w:gridCol w:w="1425"/>
         <w:gridCol w:w="3975"/>
-        <w:gridCol w:w="1200"/>
-        <w:gridCol w:w="4035"/>
+        <w:gridCol w:w="1425"/>
+        <w:gridCol w:w="3585"/>
       </w:tblGrid>
       <w:tr>
         <w:trPr>
@@ -120,7 +120,7 @@
         </w:trPr>
         <w:tc>
           <w:tcPr>
-            <w:tcW w:type="dxa" w:w="1200"/>
+            <w:tcW w:type="dxa" w:w="1425"/>
             <w:shd w:val="clear" w:color="auto" w:fill="F5F2F5"/>
             <w:vAlign w:val="center"/>
           </w:tcPr>
@@ -148,7 +148,7 @@
         </w:tc>
         <w:tc>
           <w:tcPr>
-            <w:tcW w:type="dxa" w:w="1200"/>
+            <w:tcW w:type="dxa" w:w="1425"/>
             <w:shd w:val="clear" w:color="auto" w:fill="F5F2F5"/>
             <w:vAlign w:val="center"/>
           </w:tcPr>
@@ -169,7 +169,7 @@
         </w:tc>
         <w:tc>
           <w:tcPr>
-            <w:tcW w:type="dxa" w:w="4035"/>
+            <w:tcW w:type="dxa" w:w="3585"/>
             <w:vAlign w:val="center"/>
           </w:tcPr>
           <w:p/>
@@ -182,7 +182,7 @@
         </w:trPr>
         <w:tc>
           <w:tcPr>
-            <w:tcW w:type="dxa" w:w="1200"/>
+            <w:tcW w:type="dxa" w:w="1425"/>
             <w:shd w:val="clear" w:color="auto" w:fill="F5F2F5"/>
             <w:vAlign w:val="center"/>
           </w:tcPr>
@@ -210,7 +210,7 @@
         </w:tc>
         <w:tc>
           <w:tcPr>
-            <w:tcW w:type="dxa" w:w="1200"/>
+            <w:tcW w:type="dxa" w:w="1425"/>
             <w:shd w:val="clear" w:color="auto" w:fill="F5F2F5"/>
             <w:vAlign w:val="center"/>
           </w:tcPr>
@@ -231,7 +231,7 @@
         </w:tc>
         <w:tc>
           <w:tcPr>
-            <w:tcW w:type="dxa" w:w="4035"/>
+            <w:tcW w:type="dxa" w:w="3585"/>
             <w:vAlign w:val="center"/>
           </w:tcPr>
           <w:p/>
@@ -244,7 +244,7 @@
         </w:trPr>
         <w:tc>
           <w:tcPr>
-            <w:tcW w:type="dxa" w:w="1200"/>
+            <w:tcW w:type="dxa" w:w="1425"/>
             <w:shd w:val="clear" w:color="auto" w:fill="F5F2F5"/>
             <w:vAlign w:val="center"/>
           </w:tcPr>
@@ -265,7 +265,7 @@
         </w:tc>
         <w:tc>
           <w:tcPr>
-            <w:tcW w:type="dxa" w:w="9210"/>
+            <w:tcW w:type="dxa" w:w="8985"/>
             <w:gridSpan w:val="3"/>
             <w:vAlign w:val="center"/>
           </w:tcPr>
@@ -1352,10 +1352,10 @@
         <w:tblLook w:firstColumn="1" w:firstRow="1" w:lastColumn="0" w:lastRow="0" w:noHBand="0" w:noVBand="1" w:val="04A0"/>
       </w:tblPr>
       <w:tblGrid>
-        <w:gridCol w:w="1380"/>
-        <w:gridCol w:w="3825"/>
-        <w:gridCol w:w="1380"/>
-        <w:gridCol w:w="3825"/>
+        <w:gridCol w:w="1860"/>
+        <w:gridCol w:w="3345"/>
+        <w:gridCol w:w="1860"/>
+        <w:gridCol w:w="3345"/>
       </w:tblGrid>
       <w:tr>
         <w:trPr>
@@ -1364,7 +1364,7 @@
         </w:trPr>
         <w:tc>
           <w:tcPr>
-            <w:tcW w:type="dxa" w:w="1380"/>
+            <w:tcW w:type="dxa" w:w="1860"/>
             <w:shd w:val="clear" w:color="auto" w:fill="F5F2F5"/>
             <w:vAlign w:val="center"/>
           </w:tcPr>
@@ -1385,14 +1385,14 @@
         </w:tc>
         <w:tc>
           <w:tcPr>
-            <w:tcW w:type="dxa" w:w="3825"/>
+            <w:tcW w:type="dxa" w:w="3345"/>
             <w:vAlign w:val="center"/>
           </w:tcPr>
           <w:p/>
         </w:tc>
         <w:tc>
           <w:tcPr>
-            <w:tcW w:type="dxa" w:w="1380"/>
+            <w:tcW w:type="dxa" w:w="1860"/>
             <w:shd w:val="clear" w:color="auto" w:fill="F5F2F5"/>
             <w:vAlign w:val="center"/>
           </w:tcPr>
@@ -1413,7 +1413,7 @@
         </w:tc>
         <w:tc>
           <w:tcPr>
-            <w:tcW w:type="dxa" w:w="3825"/>
+            <w:tcW w:type="dxa" w:w="3345"/>
             <w:vAlign w:val="center"/>
           </w:tcPr>
           <w:p/>
@@ -1426,7 +1426,7 @@
         </w:trPr>
         <w:tc>
           <w:tcPr>
-            <w:tcW w:type="dxa" w:w="1380"/>
+            <w:tcW w:type="dxa" w:w="1860"/>
             <w:shd w:val="clear" w:color="auto" w:fill="F5F2F5"/>
             <w:vAlign w:val="center"/>
           </w:tcPr>
@@ -1441,13 +1441,15 @@
                 <w:color w:val="432D43"/>
                 <w:sz w:val="19"/>
               </w:rPr>
-              <w:t>원인 · 조치 · 결과</w:t>
+              <w:t>원인 · 조치 ·</w:t>
+              <w:br/>
+              <w:t>결과</w:t>
             </w:r>
           </w:p>
         </w:tc>
         <w:tc>
           <w:tcPr>
-            <w:tcW w:type="dxa" w:w="9030"/>
+            <w:tcW w:type="dxa" w:w="8550"/>
             <w:gridSpan w:val="3"/>
           </w:tcPr>
           <w:p/>
@@ -1507,10 +1509,10 @@
         <w:tblLook w:firstColumn="1" w:firstRow="1" w:lastColumn="0" w:lastRow="0" w:noHBand="0" w:noVBand="1" w:val="04A0"/>
       </w:tblPr>
       <w:tblGrid>
-        <w:gridCol w:w="1380"/>
-        <w:gridCol w:w="3825"/>
-        <w:gridCol w:w="1380"/>
-        <w:gridCol w:w="3825"/>
+        <w:gridCol w:w="1545"/>
+        <w:gridCol w:w="3660"/>
+        <w:gridCol w:w="1545"/>
+        <w:gridCol w:w="3660"/>
       </w:tblGrid>
       <w:tr>
         <w:trPr>
@@ -1519,7 +1521,7 @@
         </w:trPr>
         <w:tc>
           <w:tcPr>
-            <w:tcW w:type="dxa" w:w="1380"/>
+            <w:tcW w:type="dxa" w:w="1545"/>
             <w:shd w:val="clear" w:color="auto" w:fill="F5F2F5"/>
             <w:vAlign w:val="center"/>
           </w:tcPr>
@@ -1540,13 +1542,13 @@
         </w:tc>
         <w:tc>
           <w:tcPr>
-            <w:tcW w:type="dxa" w:w="3825"/>
+            <w:tcW w:type="dxa" w:w="3660"/>
           </w:tcPr>
           <w:p/>
         </w:tc>
         <w:tc>
           <w:tcPr>
-            <w:tcW w:type="dxa" w:w="1380"/>
+            <w:tcW w:type="dxa" w:w="1545"/>
             <w:shd w:val="clear" w:color="auto" w:fill="F5F2F5"/>
             <w:vAlign w:val="center"/>
           </w:tcPr>
@@ -1567,7 +1569,7 @@
         </w:tc>
         <w:tc>
           <w:tcPr>
-            <w:tcW w:type="dxa" w:w="3825"/>
+            <w:tcW w:type="dxa" w:w="3660"/>
           </w:tcPr>
           <w:p/>
         </w:tc>
@@ -1579,7 +1581,7 @@
         </w:trPr>
         <w:tc>
           <w:tcPr>
-            <w:tcW w:type="dxa" w:w="1380"/>
+            <w:tcW w:type="dxa" w:w="1545"/>
             <w:shd w:val="clear" w:color="auto" w:fill="F5F2F5"/>
             <w:vAlign w:val="center"/>
           </w:tcPr>
@@ -1600,13 +1602,13 @@
         </w:tc>
         <w:tc>
           <w:tcPr>
-            <w:tcW w:type="dxa" w:w="3825"/>
+            <w:tcW w:type="dxa" w:w="3660"/>
           </w:tcPr>
           <w:p/>
         </w:tc>
         <w:tc>
           <w:tcPr>
-            <w:tcW w:type="dxa" w:w="1380"/>
+            <w:tcW w:type="dxa" w:w="1545"/>
             <w:shd w:val="clear" w:color="auto" w:fill="F5F2F5"/>
             <w:vAlign w:val="center"/>
           </w:tcPr>
@@ -1621,13 +1623,15 @@
                 <w:color w:val="432D43"/>
                 <w:sz w:val="18"/>
               </w:rPr>
-              <w:t>사용 기술 · 도구</w:t>
+              <w:t>사용 기술 ·</w:t>
+              <w:br/>
+              <w:t>도구</w:t>
             </w:r>
           </w:p>
         </w:tc>
         <w:tc>
           <w:tcPr>
-            <w:tcW w:type="dxa" w:w="3825"/>
+            <w:tcW w:type="dxa" w:w="3660"/>
           </w:tcPr>
           <w:p/>
         </w:tc>
@@ -1639,7 +1643,7 @@
         </w:trPr>
         <w:tc>
           <w:tcPr>
-            <w:tcW w:type="dxa" w:w="1380"/>
+            <w:tcW w:type="dxa" w:w="1545"/>
             <w:shd w:val="clear" w:color="auto" w:fill="F5F2F5"/>
             <w:vAlign w:val="center"/>
           </w:tcPr>
@@ -1660,7 +1664,7 @@
         </w:tc>
         <w:tc>
           <w:tcPr>
-            <w:tcW w:type="dxa" w:w="9030"/>
+            <w:tcW w:type="dxa" w:w="8865"/>
             <w:gridSpan w:val="3"/>
           </w:tcPr>
           <w:p/>
@@ -1673,7 +1677,7 @@
         </w:trPr>
         <w:tc>
           <w:tcPr>
-            <w:tcW w:type="dxa" w:w="1380"/>
+            <w:tcW w:type="dxa" w:w="1545"/>
             <w:shd w:val="clear" w:color="auto" w:fill="F5F2F5"/>
             <w:vAlign w:val="center"/>
           </w:tcPr>
@@ -1694,7 +1698,7 @@
         </w:tc>
         <w:tc>
           <w:tcPr>
-            <w:tcW w:type="dxa" w:w="9030"/>
+            <w:tcW w:type="dxa" w:w="8865"/>
             <w:gridSpan w:val="3"/>
           </w:tcPr>
           <w:p/>
@@ -1728,10 +1732,10 @@
         <w:tblLook w:firstColumn="1" w:firstRow="1" w:lastColumn="0" w:lastRow="0" w:noHBand="0" w:noVBand="1" w:val="04A0"/>
       </w:tblPr>
       <w:tblGrid>
-        <w:gridCol w:w="1380"/>
-        <w:gridCol w:w="3825"/>
-        <w:gridCol w:w="1380"/>
-        <w:gridCol w:w="3825"/>
+        <w:gridCol w:w="1545"/>
+        <w:gridCol w:w="3660"/>
+        <w:gridCol w:w="1545"/>
+        <w:gridCol w:w="3660"/>
       </w:tblGrid>
       <w:tr>
         <w:trPr>
@@ -1740,7 +1744,7 @@
         </w:trPr>
         <w:tc>
           <w:tcPr>
-            <w:tcW w:type="dxa" w:w="1380"/>
+            <w:tcW w:type="dxa" w:w="1545"/>
             <w:shd w:val="clear" w:color="auto" w:fill="F5F2F5"/>
             <w:vAlign w:val="center"/>
           </w:tcPr>
@@ -1761,13 +1765,13 @@
         </w:tc>
         <w:tc>
           <w:tcPr>
-            <w:tcW w:type="dxa" w:w="3825"/>
+            <w:tcW w:type="dxa" w:w="3660"/>
           </w:tcPr>
           <w:p/>
         </w:tc>
         <w:tc>
           <w:tcPr>
-            <w:tcW w:type="dxa" w:w="1380"/>
+            <w:tcW w:type="dxa" w:w="1545"/>
             <w:shd w:val="clear" w:color="auto" w:fill="F5F2F5"/>
             <w:vAlign w:val="center"/>
           </w:tcPr>
@@ -1788,7 +1792,7 @@
         </w:tc>
         <w:tc>
           <w:tcPr>
-            <w:tcW w:type="dxa" w:w="3825"/>
+            <w:tcW w:type="dxa" w:w="3660"/>
           </w:tcPr>
           <w:p/>
         </w:tc>
@@ -1800,7 +1804,7 @@
         </w:trPr>
         <w:tc>
           <w:tcPr>
-            <w:tcW w:type="dxa" w:w="1380"/>
+            <w:tcW w:type="dxa" w:w="1545"/>
             <w:shd w:val="clear" w:color="auto" w:fill="F5F2F5"/>
             <w:vAlign w:val="center"/>
           </w:tcPr>
@@ -1821,13 +1825,13 @@
         </w:tc>
         <w:tc>
           <w:tcPr>
-            <w:tcW w:type="dxa" w:w="3825"/>
+            <w:tcW w:type="dxa" w:w="3660"/>
           </w:tcPr>
           <w:p/>
         </w:tc>
         <w:tc>
           <w:tcPr>
-            <w:tcW w:type="dxa" w:w="1380"/>
+            <w:tcW w:type="dxa" w:w="1545"/>
             <w:shd w:val="clear" w:color="auto" w:fill="F5F2F5"/>
             <w:vAlign w:val="center"/>
           </w:tcPr>
@@ -1842,13 +1846,15 @@
                 <w:color w:val="432D43"/>
                 <w:sz w:val="18"/>
               </w:rPr>
-              <w:t>사용 기술 · 도구</w:t>
+              <w:t>사용 기술 ·</w:t>
+              <w:br/>
+              <w:t>도구</w:t>
             </w:r>
           </w:p>
         </w:tc>
         <w:tc>
           <w:tcPr>
-            <w:tcW w:type="dxa" w:w="3825"/>
+            <w:tcW w:type="dxa" w:w="3660"/>
           </w:tcPr>
           <w:p/>
         </w:tc>
@@ -1860,7 +1866,7 @@
         </w:trPr>
         <w:tc>
           <w:tcPr>
-            <w:tcW w:type="dxa" w:w="1380"/>
+            <w:tcW w:type="dxa" w:w="1545"/>
             <w:shd w:val="clear" w:color="auto" w:fill="F5F2F5"/>
             <w:vAlign w:val="center"/>
           </w:tcPr>
@@ -1881,7 +1887,7 @@
         </w:tc>
         <w:tc>
           <w:tcPr>
-            <w:tcW w:type="dxa" w:w="9030"/>
+            <w:tcW w:type="dxa" w:w="8865"/>
             <w:gridSpan w:val="3"/>
           </w:tcPr>
           <w:p/>
@@ -1894,7 +1900,7 @@
         </w:trPr>
         <w:tc>
           <w:tcPr>
-            <w:tcW w:type="dxa" w:w="1380"/>
+            <w:tcW w:type="dxa" w:w="1545"/>
             <w:shd w:val="clear" w:color="auto" w:fill="F5F2F5"/>
             <w:vAlign w:val="center"/>
           </w:tcPr>
@@ -1915,7 +1921,7 @@
         </w:tc>
         <w:tc>
           <w:tcPr>
-            <w:tcW w:type="dxa" w:w="9030"/>
+            <w:tcW w:type="dxa" w:w="8865"/>
             <w:gridSpan w:val="3"/>
           </w:tcPr>
           <w:p/>

--- a/public/fun/forms/이력서_전기·설비기술_6_NCS형.docx
+++ b/public/fun/forms/이력서_전기·설비기술_6_NCS형.docx
@@ -429,7 +429,7 @@
                 <w:color w:val="A9B0B8"/>
                 <w:sz w:val="16"/>
               </w:rPr>
-              <w:t>예) 2022.03 ~ 2024.02</w:t>
+              <w:t>예) ○○○○.○○ ~ ○○○○.○○</w:t>
             </w:r>
           </w:p>
         </w:tc>
@@ -448,7 +448,7 @@
                 <w:color w:val="A9B0B8"/>
                 <w:sz w:val="16"/>
               </w:rPr>
-              <w:t>○○대학교 (졸업)</w:t>
+              <w:t>학교명 입력 (졸업)</w:t>
             </w:r>
           </w:p>
         </w:tc>
@@ -705,7 +705,7 @@
                 <w:color w:val="A9B0B8"/>
                 <w:sz w:val="16"/>
               </w:rPr>
-              <w:t>예) 2023.05.</w:t>
+              <w:t>예) ○○○○.○○.</w:t>
             </w:r>
           </w:p>
         </w:tc>
@@ -1036,7 +1036,7 @@
                 <w:color w:val="A9B0B8"/>
                 <w:sz w:val="16"/>
               </w:rPr>
-              <w:t>예) 2022.03 ~ 2024.02</w:t>
+              <w:t>예) ○○○○.○○ ~ ○○○○.○○</w:t>
             </w:r>
           </w:p>
         </w:tc>
@@ -1943,7 +1943,7 @@
         <w:rPr>
           <w:sz w:val="19"/>
         </w:rPr>
-        <w:t>위 내용은 사실과 다름이 없음을 확인합니다.     20      년      월      일     작성자 :  ______________  (서명)</w:t>
+        <w:t>위 내용은 사실과 다름이 없음을 확인합니다.           년      월      일     작성자 :  ______________  (서명)</w:t>
       </w:r>
     </w:p>
     <w:p>
@@ -2209,7 +2209,7 @@
                 <w:color w:val="715071"/>
                 <w:sz w:val="19"/>
               </w:rPr>
-              <w:t>2020~현재 · ○○빌딩 전기실 상주(수전 1,500kVA) · 정기 점검 월 4회, 정전 사고 0건</w:t>
+              <w:t>기간 입력 · ○○빌딩 전기실 상주(수전 1,500kVA) · 정기 점검 월 4회, 정전 사고 0건</w:t>
             </w:r>
           </w:p>
         </w:tc>
